--- a/TASK/17_1_Jenkins_task_6.docx
+++ b/TASK/17_1_Jenkins_task_6.docx
@@ -19,6 +19,206 @@
         <w:t>Jenkins task 01</w:t>
       </w:r>
     </w:p>
+    <w:p>
+      <w:pPr>
+        <w:rPr>
+          <w:sz w:val="30"/>
+          <w:szCs w:val="30"/>
+        </w:rPr>
+      </w:pPr>
+    </w:p>
+    <w:p>
+      <w:pPr>
+        <w:numPr>
+          <w:ilvl w:val="0"/>
+          <w:numId w:val="2"/>
+        </w:numPr>
+        <w:rPr>
+          <w:sz w:val="30"/>
+          <w:szCs w:val="30"/>
+        </w:rPr>
+      </w:pPr>
+      <w:r>
+        <w:rPr>
+          <w:sz w:val="30"/>
+          <w:szCs w:val="30"/>
+        </w:rPr>
+        <w:t>Install Jenkins and run Jenkins on port number 8081.</w:t>
+      </w:r>
+    </w:p>
+    <w:p>
+      <w:pPr>
+        <w:numPr>
+          <w:ilvl w:val="0"/>
+          <w:numId w:val="2"/>
+        </w:numPr>
+        <w:rPr>
+          <w:sz w:val="30"/>
+          <w:szCs w:val="30"/>
+        </w:rPr>
+      </w:pPr>
+      <w:r>
+        <w:rPr>
+          <w:sz w:val="30"/>
+          <w:szCs w:val="30"/>
+        </w:rPr>
+        <w:t>Secure Jenkins server</w:t>
+      </w:r>
+    </w:p>
+    <w:p>
+      <w:pPr>
+        <w:numPr>
+          <w:ilvl w:val="0"/>
+          <w:numId w:val="2"/>
+        </w:numPr>
+        <w:rPr>
+          <w:sz w:val="30"/>
+          <w:szCs w:val="30"/>
+        </w:rPr>
+      </w:pPr>
+      <w:r>
+        <w:rPr>
+          <w:sz w:val="30"/>
+          <w:szCs w:val="30"/>
+        </w:rPr>
+        <w:t xml:space="preserve">Create users called </w:t>
+      </w:r>
+      <w:proofErr w:type="spellStart"/>
+      <w:proofErr w:type="gramStart"/>
+      <w:r>
+        <w:rPr>
+          <w:sz w:val="30"/>
+          <w:szCs w:val="30"/>
+        </w:rPr>
+        <w:t>DevOps,Testing</w:t>
+      </w:r>
+      <w:proofErr w:type="spellEnd"/>
+      <w:proofErr w:type="gramEnd"/>
+      <w:r>
+        <w:rPr>
+          <w:sz w:val="30"/>
+          <w:szCs w:val="30"/>
+        </w:rPr>
+        <w:t xml:space="preserve"> in Jenkins with Limited access.</w:t>
+      </w:r>
+    </w:p>
+    <w:p>
+      <w:pPr>
+        <w:numPr>
+          <w:ilvl w:val="0"/>
+          <w:numId w:val="2"/>
+        </w:numPr>
+        <w:rPr>
+          <w:sz w:val="30"/>
+          <w:szCs w:val="30"/>
+        </w:rPr>
+      </w:pPr>
+      <w:r>
+        <w:rPr>
+          <w:sz w:val="30"/>
+          <w:szCs w:val="30"/>
+        </w:rPr>
+        <w:t>Configure labels and restrict the jobs to execute based on label only.</w:t>
+      </w:r>
+    </w:p>
+    <w:p>
+      <w:pPr>
+        <w:numPr>
+          <w:ilvl w:val="0"/>
+          <w:numId w:val="2"/>
+        </w:numPr>
+        <w:rPr>
+          <w:sz w:val="30"/>
+          <w:szCs w:val="30"/>
+        </w:rPr>
+      </w:pPr>
+      <w:r>
+        <w:rPr>
+          <w:sz w:val="30"/>
+          <w:szCs w:val="30"/>
+        </w:rPr>
+        <w:t xml:space="preserve">Create </w:t>
+      </w:r>
+      <w:r>
+        <w:rPr>
+          <w:sz w:val="30"/>
+          <w:szCs w:val="30"/>
+        </w:rPr>
+        <w:t>three</w:t>
+      </w:r>
+      <w:r>
+        <w:rPr>
+          <w:sz w:val="30"/>
+          <w:szCs w:val="30"/>
+        </w:rPr>
+        <w:t xml:space="preserve"> sample jobs using the </w:t>
+      </w:r>
+      <w:r>
+        <w:rPr>
+          <w:sz w:val="30"/>
+          <w:szCs w:val="30"/>
+        </w:rPr>
+        <w:t>URL below</w:t>
+      </w:r>
+      <w:r>
+        <w:rPr>
+          <w:sz w:val="30"/>
+          <w:szCs w:val="30"/>
+        </w:rPr>
+        <w:t>. </w:t>
+      </w:r>
+      <w:hyperlink r:id="rId5" w:tgtFrame="_blank" w:history="1">
+        <w:r>
+          <w:rPr>
+            <w:rStyle w:val="Hyperlink"/>
+            <w:sz w:val="30"/>
+            <w:szCs w:val="30"/>
+          </w:rPr>
+          <w:t>https://github.com/betawins/Techie_horizon_Login_app.git</w:t>
+        </w:r>
+      </w:hyperlink>
+    </w:p>
+    <w:p>
+      <w:pPr>
+        <w:numPr>
+          <w:ilvl w:val="0"/>
+          <w:numId w:val="2"/>
+        </w:numPr>
+        <w:rPr>
+          <w:sz w:val="30"/>
+          <w:szCs w:val="30"/>
+        </w:rPr>
+      </w:pPr>
+      <w:r>
+        <w:rPr>
+          <w:sz w:val="30"/>
+          <w:szCs w:val="30"/>
+        </w:rPr>
+        <w:t xml:space="preserve">Create one Jenkins job using </w:t>
+      </w:r>
+      <w:r>
+        <w:rPr>
+          <w:sz w:val="30"/>
+          <w:szCs w:val="30"/>
+        </w:rPr>
+        <w:t>GitHub private</w:t>
+      </w:r>
+      <w:r>
+        <w:rPr>
+          <w:sz w:val="30"/>
+          <w:szCs w:val="30"/>
+        </w:rPr>
+        <w:t xml:space="preserve"> repository.</w:t>
+      </w:r>
+    </w:p>
+    <w:p>
+      <w:pPr>
+        <w:rPr>
+          <w:sz w:val="30"/>
+          <w:szCs w:val="30"/>
+        </w:rPr>
+      </w:pPr>
+    </w:p>
     <w:p/>
     <w:p>
       <w:pPr>
@@ -51,8 +251,13 @@
       <w:pPr>
         <w:spacing w:after="0"/>
       </w:pPr>
-      <w:r>
-        <w:t>sudo yum update -y</w:t>
+      <w:proofErr w:type="spellStart"/>
+      <w:r>
+        <w:t>sudo</w:t>
+      </w:r>
+      <w:proofErr w:type="spellEnd"/>
+      <w:r>
+        <w:t xml:space="preserve"> yum update -y</w:t>
       </w:r>
     </w:p>
     <w:p>
@@ -67,8 +272,21 @@
       <w:pPr>
         <w:spacing w:after="0"/>
       </w:pPr>
-      <w:r>
-        <w:t>sudo amazon-linux-extras install java-openjdk11 -y</w:t>
+      <w:proofErr w:type="spellStart"/>
+      <w:r>
+        <w:t>sudo</w:t>
+      </w:r>
+      <w:proofErr w:type="spellEnd"/>
+      <w:r>
+        <w:t xml:space="preserve"> amazon-</w:t>
+      </w:r>
+      <w:proofErr w:type="spellStart"/>
+      <w:r>
+        <w:t>linux</w:t>
+      </w:r>
+      <w:proofErr w:type="spellEnd"/>
+      <w:r>
+        <w:t>-extras install java-openjdk11 -y</w:t>
       </w:r>
     </w:p>
     <w:p>
@@ -83,30 +301,85 @@
       <w:pPr>
         <w:spacing w:after="0"/>
       </w:pPr>
-      <w:r>
-        <w:t>sudo yum install java-11-openjdk -y =</w:t>
+      <w:proofErr w:type="spellStart"/>
+      <w:r>
+        <w:t>sudo</w:t>
+      </w:r>
+      <w:proofErr w:type="spellEnd"/>
+      <w:r>
+        <w:t xml:space="preserve"> yum install java-11-openjdk -y =</w:t>
       </w:r>
       <w:r>
         <w:sym w:font="Wingdings" w:char="F0E8"/>
       </w:r>
       <w:r>
-        <w:t xml:space="preserve"> ( # Add Amazon Corretto (Java 17)</w:t>
+        <w:t xml:space="preserve"> </w:t>
+      </w:r>
+      <w:proofErr w:type="gramStart"/>
+      <w:r>
+        <w:t>( #</w:t>
+      </w:r>
+      <w:proofErr w:type="gramEnd"/>
+      <w:r>
+        <w:t xml:space="preserve"> Add Amazon </w:t>
+      </w:r>
+      <w:proofErr w:type="spellStart"/>
+      <w:r>
+        <w:t>Corretto</w:t>
+      </w:r>
+      <w:proofErr w:type="spellEnd"/>
+      <w:r>
+        <w:t xml:space="preserve"> (Java 17)</w:t>
       </w:r>
     </w:p>
     <w:p>
       <w:pPr>
         <w:spacing w:after="0"/>
       </w:pPr>
-      <w:r>
-        <w:t>sudo rpm --import https://yum.corretto.aws/corretto.key</w:t>
+      <w:proofErr w:type="spellStart"/>
+      <w:r>
+        <w:t>sudo</w:t>
+      </w:r>
+      <w:proofErr w:type="spellEnd"/>
+      <w:r>
+        <w:t xml:space="preserve"> rpm --import https://yum.corretto.aws/corretto.key</w:t>
       </w:r>
     </w:p>
     <w:p>
       <w:pPr>
         <w:spacing w:after="0"/>
       </w:pPr>
-      <w:r>
-        <w:t>sudo curl -Lo /etc/yum.repos.d/corretto.repo https://yum.corretto.aws/corretto.repo</w:t>
+      <w:proofErr w:type="spellStart"/>
+      <w:r>
+        <w:t>sudo</w:t>
+      </w:r>
+      <w:proofErr w:type="spellEnd"/>
+      <w:r>
+        <w:t xml:space="preserve"> curl -Lo /</w:t>
+      </w:r>
+      <w:proofErr w:type="spellStart"/>
+      <w:r>
+        <w:t>etc</w:t>
+      </w:r>
+      <w:proofErr w:type="spellEnd"/>
+      <w:r>
+        <w:t>/</w:t>
+      </w:r>
+      <w:proofErr w:type="spellStart"/>
+      <w:r>
+        <w:t>yum.repos.d</w:t>
+      </w:r>
+      <w:proofErr w:type="spellEnd"/>
+      <w:r>
+        <w:t>/</w:t>
+      </w:r>
+      <w:proofErr w:type="spellStart"/>
+      <w:r>
+        <w:t>corretto.repo</w:t>
+      </w:r>
+      <w:proofErr w:type="spellEnd"/>
+      <w:r>
+        <w:t xml:space="preserve"> https://yum.corretto.aws/corretto.repo</w:t>
       </w:r>
     </w:p>
     <w:p>
@@ -119,15 +392,44 @@
         <w:spacing w:after="0"/>
       </w:pPr>
       <w:r>
-        <w:t># Install Corretto 17 (Java 17)</w:t>
+        <w:t xml:space="preserve"># Install </w:t>
+      </w:r>
+      <w:proofErr w:type="spellStart"/>
+      <w:r>
+        <w:t>Corretto</w:t>
+      </w:r>
+      <w:proofErr w:type="spellEnd"/>
+      <w:r>
+        <w:t xml:space="preserve"> 17 (Java 17)</w:t>
       </w:r>
     </w:p>
     <w:p>
       <w:pPr>
         <w:spacing w:after="0"/>
       </w:pPr>
-      <w:r>
-        <w:t xml:space="preserve">sudo yum install java-17-amazon-corretto-devel -y)  &lt;==== use this method definatly it will work </w:t>
+      <w:proofErr w:type="spellStart"/>
+      <w:r>
+        <w:t>sudo</w:t>
+      </w:r>
+      <w:proofErr w:type="spellEnd"/>
+      <w:r>
+        <w:t xml:space="preserve"> yum install java-17-amazon-corretto-devel -</w:t>
+      </w:r>
+      <w:proofErr w:type="gramStart"/>
+      <w:r>
+        <w:t>y)  &lt;</w:t>
+      </w:r>
+      <w:proofErr w:type="gramEnd"/>
+      <w:r>
+        <w:t xml:space="preserve">==== use this method </w:t>
+      </w:r>
+      <w:proofErr w:type="spellStart"/>
+      <w:r>
+        <w:t>definatly</w:t>
+      </w:r>
+      <w:proofErr w:type="spellEnd"/>
+      <w:r>
+        <w:t xml:space="preserve"> it will work </w:t>
       </w:r>
     </w:p>
     <w:p>
@@ -142,8 +444,45 @@
       <w:pPr>
         <w:spacing w:after="0"/>
       </w:pPr>
-      <w:r>
-        <w:t>sudo wget -O /etc/yum.repos.d/jenkins.repo \</w:t>
+      <w:proofErr w:type="spellStart"/>
+      <w:r>
+        <w:t>sudo</w:t>
+      </w:r>
+      <w:proofErr w:type="spellEnd"/>
+      <w:r>
+        <w:t xml:space="preserve"> </w:t>
+      </w:r>
+      <w:proofErr w:type="spellStart"/>
+      <w:r>
+        <w:t>wget</w:t>
+      </w:r>
+      <w:proofErr w:type="spellEnd"/>
+      <w:r>
+        <w:t xml:space="preserve"> -O /</w:t>
+      </w:r>
+      <w:proofErr w:type="spellStart"/>
+      <w:r>
+        <w:t>etc</w:t>
+      </w:r>
+      <w:proofErr w:type="spellEnd"/>
+      <w:r>
+        <w:t>/</w:t>
+      </w:r>
+      <w:proofErr w:type="spellStart"/>
+      <w:r>
+        <w:t>yum.repos.d</w:t>
+      </w:r>
+      <w:proofErr w:type="spellEnd"/>
+      <w:r>
+        <w:t>/</w:t>
+      </w:r>
+      <w:proofErr w:type="spellStart"/>
+      <w:r>
+        <w:t>jenkins.repo</w:t>
+      </w:r>
+      <w:proofErr w:type="spellEnd"/>
+      <w:r>
+        <w:t xml:space="preserve"> \</w:t>
       </w:r>
     </w:p>
     <w:p>
@@ -166,8 +505,14 @@
       <w:pPr>
         <w:spacing w:after="0"/>
       </w:pPr>
-      <w:r>
-        <w:t>sudo rpm --import https://pkg.jenkins.io/redhat-stable/jenkins.io-2023.key</w:t>
+      <w:proofErr w:type="spellStart"/>
+      <w:r>
+        <w:lastRenderedPageBreak/>
+        <w:t>sudo</w:t>
+      </w:r>
+      <w:proofErr w:type="spellEnd"/>
+      <w:r>
+        <w:t xml:space="preserve"> rpm --import https://pkg.jenkins.io/redhat-stable/jenkins.io-2023.key</w:t>
       </w:r>
     </w:p>
     <w:p>
@@ -182,8 +527,21 @@
       <w:pPr>
         <w:spacing w:after="0"/>
       </w:pPr>
-      <w:r>
-        <w:t>sudo yum install jenkins -y</w:t>
+      <w:proofErr w:type="spellStart"/>
+      <w:r>
+        <w:t>sudo</w:t>
+      </w:r>
+      <w:proofErr w:type="spellEnd"/>
+      <w:r>
+        <w:t xml:space="preserve"> yum install </w:t>
+      </w:r>
+      <w:proofErr w:type="spellStart"/>
+      <w:r>
+        <w:t>jenkins</w:t>
+      </w:r>
+      <w:proofErr w:type="spellEnd"/>
+      <w:r>
+        <w:t xml:space="preserve"> -y</w:t>
       </w:r>
     </w:p>
     <w:p>
@@ -198,9 +556,27 @@
       <w:pPr>
         <w:spacing w:after="0"/>
       </w:pPr>
-      <w:r>
-        <w:t>sudo systemctl start jenkins</w:t>
-      </w:r>
+      <w:proofErr w:type="spellStart"/>
+      <w:r>
+        <w:t>sudo</w:t>
+      </w:r>
+      <w:proofErr w:type="spellEnd"/>
+      <w:r>
+        <w:t xml:space="preserve"> </w:t>
+      </w:r>
+      <w:proofErr w:type="spellStart"/>
+      <w:r>
+        <w:t>systemctl</w:t>
+      </w:r>
+      <w:proofErr w:type="spellEnd"/>
+      <w:r>
+        <w:t xml:space="preserve"> start </w:t>
+      </w:r>
+      <w:proofErr w:type="spellStart"/>
+      <w:r>
+        <w:t>jenkins</w:t>
+      </w:r>
+      <w:proofErr w:type="spellEnd"/>
     </w:p>
     <w:p>
       <w:pPr>
@@ -214,9 +590,27 @@
       <w:pPr>
         <w:spacing w:after="0"/>
       </w:pPr>
-      <w:r>
-        <w:t>sudo systemctl enable jenkins</w:t>
-      </w:r>
+      <w:proofErr w:type="spellStart"/>
+      <w:r>
+        <w:t>sudo</w:t>
+      </w:r>
+      <w:proofErr w:type="spellEnd"/>
+      <w:r>
+        <w:t xml:space="preserve"> </w:t>
+      </w:r>
+      <w:proofErr w:type="spellStart"/>
+      <w:r>
+        <w:t>systemctl</w:t>
+      </w:r>
+      <w:proofErr w:type="spellEnd"/>
+      <w:r>
+        <w:t xml:space="preserve"> enable </w:t>
+      </w:r>
+      <w:proofErr w:type="spellStart"/>
+      <w:r>
+        <w:t>jenkins</w:t>
+      </w:r>
+      <w:proofErr w:type="spellEnd"/>
     </w:p>
     <w:p>
       <w:pPr>
@@ -230,8 +624,21 @@
       <w:pPr>
         <w:spacing w:after="0"/>
       </w:pPr>
-      <w:r>
-        <w:t>sudo systemctl status Jenkins</w:t>
+      <w:proofErr w:type="spellStart"/>
+      <w:r>
+        <w:t>sudo</w:t>
+      </w:r>
+      <w:proofErr w:type="spellEnd"/>
+      <w:r>
+        <w:t xml:space="preserve"> </w:t>
+      </w:r>
+      <w:proofErr w:type="spellStart"/>
+      <w:r>
+        <w:t>systemctl</w:t>
+      </w:r>
+      <w:proofErr w:type="spellEnd"/>
+      <w:r>
+        <w:t xml:space="preserve"> status Jenkins</w:t>
       </w:r>
     </w:p>
     <w:p>
@@ -251,8 +658,13 @@
       <w:pPr>
         <w:spacing w:after="0"/>
       </w:pPr>
-      <w:r>
-        <w:t>sudo yum update -y</w:t>
+      <w:proofErr w:type="spellStart"/>
+      <w:r>
+        <w:t>sudo</w:t>
+      </w:r>
+      <w:proofErr w:type="spellEnd"/>
+      <w:r>
+        <w:t xml:space="preserve"> yum update -y</w:t>
       </w:r>
     </w:p>
     <w:p>
@@ -278,7 +690,6 @@
           <w:sz w:val="36"/>
           <w:szCs w:val="36"/>
         </w:rPr>
-        <w:lastRenderedPageBreak/>
         <w:drawing>
           <wp:inline distT="0" distB="0" distL="0" distR="0" wp14:anchorId="470A19E4" wp14:editId="30B8C784">
             <wp:extent cx="5943600" cy="1551305"/>
@@ -295,7 +706,7 @@
                     <pic:cNvPicPr/>
                   </pic:nvPicPr>
                   <pic:blipFill>
-                    <a:blip r:embed="rId5"/>
+                    <a:blip r:embed="rId6"/>
                     <a:stretch>
                       <a:fillRect/>
                     </a:stretch>
@@ -344,7 +755,7 @@
                     <pic:cNvPicPr/>
                   </pic:nvPicPr>
                   <pic:blipFill>
-                    <a:blip r:embed="rId6"/>
+                    <a:blip r:embed="rId7"/>
                     <a:stretch>
                       <a:fillRect/>
                     </a:stretch>
@@ -399,7 +810,7 @@
                     <pic:cNvPicPr/>
                   </pic:nvPicPr>
                   <pic:blipFill>
-                    <a:blip r:embed="rId7"/>
+                    <a:blip r:embed="rId8"/>
                     <a:stretch>
                       <a:fillRect/>
                     </a:stretch>
@@ -422,17 +833,31 @@
     </w:p>
     <w:p>
       <w:r>
-        <w:t xml:space="preserve">Sudo systemctl </w:t>
-      </w:r>
-      <w:r>
-        <w:t>status jenkins</w:t>
-      </w:r>
+        <w:t xml:space="preserve">Sudo </w:t>
+      </w:r>
+      <w:proofErr w:type="spellStart"/>
+      <w:r>
+        <w:t>systemctl</w:t>
+      </w:r>
+      <w:proofErr w:type="spellEnd"/>
+      <w:r>
+        <w:t xml:space="preserve"> </w:t>
+      </w:r>
+      <w:r>
+        <w:t xml:space="preserve">status </w:t>
+      </w:r>
+      <w:proofErr w:type="spellStart"/>
+      <w:r>
+        <w:t>jenkins</w:t>
+      </w:r>
+      <w:proofErr w:type="spellEnd"/>
     </w:p>
     <w:p>
       <w:r>
         <w:rPr>
           <w:noProof/>
         </w:rPr>
+        <w:lastRenderedPageBreak/>
         <w:drawing>
           <wp:inline distT="0" distB="0" distL="0" distR="0" wp14:anchorId="4FF722B4" wp14:editId="07B9E8B2">
             <wp:extent cx="5943600" cy="1487805"/>
@@ -449,7 +874,7 @@
                     <pic:cNvPicPr/>
                   </pic:nvPicPr>
                   <pic:blipFill>
-                    <a:blip r:embed="rId8"/>
+                    <a:blip r:embed="rId9"/>
                     <a:stretch>
                       <a:fillRect/>
                     </a:stretch>
@@ -492,7 +917,6 @@
         <w:rPr>
           <w:noProof/>
         </w:rPr>
-        <w:lastRenderedPageBreak/>
         <w:drawing>
           <wp:inline distT="0" distB="0" distL="0" distR="0" wp14:anchorId="28DC08DD" wp14:editId="49A440C2">
             <wp:extent cx="5943600" cy="2050415"/>
@@ -509,7 +933,7 @@
                     <pic:cNvPicPr/>
                   </pic:nvPicPr>
                   <pic:blipFill>
-                    <a:blip r:embed="rId9"/>
+                    <a:blip r:embed="rId10"/>
                     <a:stretch>
                       <a:fillRect/>
                     </a:stretch>
@@ -532,14 +956,40 @@
     </w:p>
     <w:p>
       <w:r>
-        <w:t xml:space="preserve">Enter the password the </w:t>
-      </w:r>
-      <w:r>
-        <w:t xml:space="preserve"> to get the passwd </w:t>
-      </w:r>
-      <w:r>
-        <w:t>sudo cat /var/lib/jenkins/secrets/initialAdminPassword</w:t>
-      </w:r>
+        <w:t xml:space="preserve">Enter the password </w:t>
+      </w:r>
+      <w:proofErr w:type="gramStart"/>
+      <w:r>
+        <w:t xml:space="preserve">the </w:t>
+      </w:r>
+      <w:r>
+        <w:t xml:space="preserve"> to</w:t>
+      </w:r>
+      <w:proofErr w:type="gramEnd"/>
+      <w:r>
+        <w:t xml:space="preserve"> get the passwd </w:t>
+      </w:r>
+      <w:proofErr w:type="spellStart"/>
+      <w:r>
+        <w:t>sudo</w:t>
+      </w:r>
+      <w:proofErr w:type="spellEnd"/>
+      <w:r>
+        <w:t xml:space="preserve"> cat /var/lib/</w:t>
+      </w:r>
+      <w:proofErr w:type="spellStart"/>
+      <w:r>
+        <w:t>jenkins</w:t>
+      </w:r>
+      <w:proofErr w:type="spellEnd"/>
+      <w:r>
+        <w:t>/secrets/</w:t>
+      </w:r>
+      <w:proofErr w:type="spellStart"/>
+      <w:r>
+        <w:t>initialAdminPassword</w:t>
+      </w:r>
+      <w:proofErr w:type="spellEnd"/>
     </w:p>
     <w:p/>
     <w:p>
@@ -563,7 +1013,7 @@
                     <pic:cNvPicPr/>
                   </pic:nvPicPr>
                   <pic:blipFill>
-                    <a:blip r:embed="rId10"/>
+                    <a:blip r:embed="rId11"/>
                     <a:stretch>
                       <a:fillRect/>
                     </a:stretch>
@@ -585,7 +1035,7 @@
       </w:r>
     </w:p>
     <w:p>
-      <w:hyperlink r:id="rId11" w:history="1">
+      <w:hyperlink r:id="rId12" w:history="1">
         <w:r>
           <w:rPr>
             <w:rStyle w:val="Hyperlink"/>
@@ -616,7 +1066,7 @@
                     <pic:cNvPicPr/>
                   </pic:nvPicPr>
                   <pic:blipFill>
-                    <a:blip r:embed="rId12"/>
+                    <a:blip r:embed="rId13"/>
                     <a:stretch>
                       <a:fillRect/>
                     </a:stretch>
@@ -658,7 +1108,7 @@
                     <pic:cNvPicPr/>
                   </pic:nvPicPr>
                   <pic:blipFill>
-                    <a:blip r:embed="rId13"/>
+                    <a:blip r:embed="rId14"/>
                     <a:stretch>
                       <a:fillRect/>
                     </a:stretch>
@@ -680,9 +1130,35 @@
       </w:r>
     </w:p>
     <w:p>
-      <w:r>
-        <w:t>sudo vi /usr/lib/systemd/system/jenkins.service</w:t>
-      </w:r>
+      <w:proofErr w:type="spellStart"/>
+      <w:r>
+        <w:t>sudo</w:t>
+      </w:r>
+      <w:proofErr w:type="spellEnd"/>
+      <w:r>
+        <w:t xml:space="preserve"> vi /</w:t>
+      </w:r>
+      <w:proofErr w:type="spellStart"/>
+      <w:r>
+        <w:t>usr</w:t>
+      </w:r>
+      <w:proofErr w:type="spellEnd"/>
+      <w:r>
+        <w:t>/lib/</w:t>
+      </w:r>
+      <w:proofErr w:type="spellStart"/>
+      <w:r>
+        <w:t>systemd</w:t>
+      </w:r>
+      <w:proofErr w:type="spellEnd"/>
+      <w:r>
+        <w:t>/system/</w:t>
+      </w:r>
+      <w:proofErr w:type="spellStart"/>
+      <w:r>
+        <w:t>jenkins.service</w:t>
+      </w:r>
+      <w:proofErr w:type="spellEnd"/>
       <w:r>
         <w:br/>
         <w:t xml:space="preserve">I </w:t>
@@ -715,7 +1191,7 @@
                     <pic:cNvPicPr/>
                   </pic:nvPicPr>
                   <pic:blipFill>
-                    <a:blip r:embed="rId14"/>
+                    <a:blip r:embed="rId15"/>
                     <a:stretch>
                       <a:fillRect/>
                     </a:stretch>
@@ -773,13 +1249,21 @@
         <w:t>,</w:t>
       </w:r>
       <w:r>
-        <w:t xml:space="preserve"> click on that security</w:t>
+        <w:t xml:space="preserve"> click on that </w:t>
+      </w:r>
+      <w:proofErr w:type="gramStart"/>
+      <w:r>
+        <w:t>security</w:t>
       </w:r>
       <w:r>
         <w:t>,</w:t>
       </w:r>
       <w:r>
-        <w:t xml:space="preserve">  there is </w:t>
+        <w:t xml:space="preserve">  there</w:t>
+      </w:r>
+      <w:proofErr w:type="gramEnd"/>
+      <w:r>
+        <w:t xml:space="preserve"> is </w:t>
       </w:r>
       <w:r>
         <w:t xml:space="preserve">an </w:t>
@@ -791,10 +1275,18 @@
         <w:t>,</w:t>
       </w:r>
       <w:r>
-        <w:t xml:space="preserve"> remove that change </w:t>
-      </w:r>
-      <w:r>
-        <w:t xml:space="preserve"> the </w:t>
+        <w:t xml:space="preserve"> remove that </w:t>
+      </w:r>
+      <w:proofErr w:type="gramStart"/>
+      <w:r>
+        <w:t xml:space="preserve">change </w:t>
+      </w:r>
+      <w:r>
+        <w:t xml:space="preserve"> the</w:t>
+      </w:r>
+      <w:proofErr w:type="gramEnd"/>
+      <w:r>
+        <w:t xml:space="preserve"> </w:t>
       </w:r>
       <w:r>
         <w:t xml:space="preserve">new password </w:t>
@@ -839,7 +1331,7 @@
                     <pic:cNvPicPr/>
                   </pic:nvPicPr>
                   <pic:blipFill>
-                    <a:blip r:embed="rId15"/>
+                    <a:blip r:embed="rId16"/>
                     <a:stretch>
                       <a:fillRect/>
                     </a:stretch>
@@ -862,7 +1354,19 @@
     </w:p>
     <w:p>
       <w:r>
-        <w:t>Then after the delete the  cli password</w:t>
+        <w:t>Then</w:t>
+      </w:r>
+      <w:r>
+        <w:t>,</w:t>
+      </w:r>
+      <w:r>
+        <w:t xml:space="preserve"> after </w:t>
+      </w:r>
+      <w:r>
+        <w:t>deleting</w:t>
+      </w:r>
+      <w:r>
+        <w:t xml:space="preserve"> the cli password</w:t>
       </w:r>
     </w:p>
     <w:p>
@@ -886,7 +1390,7 @@
                     <pic:cNvPicPr/>
                   </pic:nvPicPr>
                   <pic:blipFill>
-                    <a:blip r:embed="rId16"/>
+                    <a:blip r:embed="rId17"/>
                     <a:stretch>
                       <a:fillRect/>
                     </a:stretch>
@@ -949,7 +1453,7 @@
                     <pic:cNvPicPr/>
                   </pic:nvPicPr>
                   <pic:blipFill>
-                    <a:blip r:embed="rId17"/>
+                    <a:blip r:embed="rId18"/>
                     <a:stretch>
                       <a:fillRect/>
                     </a:stretch>
@@ -1063,7 +1567,7 @@
                     <pic:cNvPicPr/>
                   </pic:nvPicPr>
                   <pic:blipFill>
-                    <a:blip r:embed="rId18"/>
+                    <a:blip r:embed="rId19"/>
                     <a:stretch>
                       <a:fillRect/>
                     </a:stretch>
@@ -1125,7 +1629,7 @@
                     <pic:cNvPicPr/>
                   </pic:nvPicPr>
                   <pic:blipFill>
-                    <a:blip r:embed="rId19"/>
+                    <a:blip r:embed="rId20"/>
                     <a:stretch>
                       <a:fillRect/>
                     </a:stretch>
@@ -1187,7 +1691,7 @@
                     <pic:cNvPicPr/>
                   </pic:nvPicPr>
                   <pic:blipFill>
-                    <a:blip r:embed="rId20"/>
+                    <a:blip r:embed="rId21"/>
                     <a:stretch>
                       <a:fillRect/>
                     </a:stretch>
@@ -1250,7 +1754,7 @@
                     <pic:cNvPicPr/>
                   </pic:nvPicPr>
                   <pic:blipFill>
-                    <a:blip r:embed="rId21"/>
+                    <a:blip r:embed="rId22"/>
                     <a:stretch>
                       <a:fillRect/>
                     </a:stretch>
@@ -1276,7 +1780,15 @@
         <w:t xml:space="preserve">I opened </w:t>
       </w:r>
       <w:r>
-        <w:t xml:space="preserve">the Incongtube browser  </w:t>
+        <w:t xml:space="preserve">the </w:t>
+      </w:r>
+      <w:proofErr w:type="spellStart"/>
+      <w:r>
+        <w:t>Incongtube</w:t>
+      </w:r>
+      <w:proofErr w:type="spellEnd"/>
+      <w:r>
+        <w:t xml:space="preserve"> browser  </w:t>
       </w:r>
       <w:r>
         <w:rPr>
@@ -1298,7 +1810,7 @@
                     <pic:cNvPicPr/>
                   </pic:nvPicPr>
                   <pic:blipFill>
-                    <a:blip r:embed="rId22"/>
+                    <a:blip r:embed="rId23"/>
                     <a:stretch>
                       <a:fillRect/>
                     </a:stretch>
@@ -1353,7 +1865,7 @@
                     <pic:cNvPicPr/>
                   </pic:nvPicPr>
                   <pic:blipFill>
-                    <a:blip r:embed="rId23"/>
+                    <a:blip r:embed="rId24"/>
                     <a:stretch>
                       <a:fillRect/>
                     </a:stretch>
@@ -1425,7 +1937,7 @@
                     <pic:cNvPicPr/>
                   </pic:nvPicPr>
                   <pic:blipFill>
-                    <a:blip r:embed="rId24"/>
+                    <a:blip r:embed="rId25"/>
                     <a:stretch>
                       <a:fillRect/>
                     </a:stretch>
@@ -1486,7 +1998,7 @@
                     <pic:cNvPicPr/>
                   </pic:nvPicPr>
                   <pic:blipFill>
-                    <a:blip r:embed="rId25"/>
+                    <a:blip r:embed="rId26"/>
                     <a:stretch>
                       <a:fillRect/>
                     </a:stretch>
@@ -1509,7 +2021,15 @@
     </w:p>
     <w:p>
       <w:r>
-        <w:t xml:space="preserve">This is the way  to access the </w:t>
+        <w:t xml:space="preserve">This is the </w:t>
+      </w:r>
+      <w:proofErr w:type="gramStart"/>
+      <w:r>
+        <w:t>way  to</w:t>
+      </w:r>
+      <w:proofErr w:type="gramEnd"/>
+      <w:r>
+        <w:t xml:space="preserve"> access the </w:t>
       </w:r>
       <w:r>
         <w:t xml:space="preserve">control new user </w:t>
@@ -1567,7 +2087,15 @@
         <w:sym w:font="Symbol" w:char="F0D8"/>
       </w:r>
       <w:r>
-        <w:t xml:space="preserve">Then go to plugins &gt;&gt; nd available plugins &gt;&gt; node label </w:t>
+        <w:t xml:space="preserve">Then go to plugins &gt;&gt; </w:t>
+      </w:r>
+      <w:proofErr w:type="spellStart"/>
+      <w:r>
+        <w:t>nd</w:t>
+      </w:r>
+      <w:proofErr w:type="spellEnd"/>
+      <w:r>
+        <w:t xml:space="preserve"> available plugins &gt;&gt; node label </w:t>
       </w:r>
       <w:r>
         <w:br/>
@@ -1580,7 +2108,13 @@
         <w:sym w:font="Symbol" w:char="F0D8"/>
       </w:r>
       <w:r>
-        <w:t>Then in manage Jenkins &gt;&gt; node &gt; check the node.</w:t>
+        <w:t xml:space="preserve">Then in </w:t>
+      </w:r>
+      <w:r>
+        <w:t>Manage</w:t>
+      </w:r>
+      <w:r>
+        <w:t xml:space="preserve"> Jenkins &gt;&gt; node &gt; check the node.</w:t>
       </w:r>
       <w:r>
         <w:br/>
@@ -1594,7 +2128,13 @@
       </w:r>
       <w:r>
         <w:br/>
-        <w:t>its shows you error first.</w:t>
+        <w:t xml:space="preserve">its shows you </w:t>
+      </w:r>
+      <w:r>
+        <w:t xml:space="preserve">an </w:t>
+      </w:r>
+      <w:r>
+        <w:t>error first.</w:t>
       </w:r>
       <w:r>
         <w:br/>
@@ -1603,11 +2143,26 @@
         <w:sym w:font="Symbol" w:char="F0D8"/>
       </w:r>
       <w:r>
-        <w:t xml:space="preserve">Then connect to the your instance nd check the git </w:t>
+        <w:t xml:space="preserve">Then connect to your instance </w:t>
+      </w:r>
+      <w:proofErr w:type="spellStart"/>
+      <w:r>
+        <w:t>nd</w:t>
+      </w:r>
+      <w:proofErr w:type="spellEnd"/>
+      <w:r>
+        <w:t xml:space="preserve"> check the git </w:t>
       </w:r>
       <w:r>
         <w:br/>
-        <w:t>version.</w:t>
+        <w:t>versio</w:t>
+      </w:r>
+      <w:r>
+        <w:rPr>
+          <w:sz w:val="32"/>
+          <w:szCs w:val="32"/>
+        </w:rPr>
+        <w:t>n.</w:t>
       </w:r>
       <w:r>
         <w:br/>
@@ -1616,7 +2171,19 @@
         <w:sym w:font="Symbol" w:char="F0D8"/>
       </w:r>
       <w:r>
-        <w:t>If its not available then use “yum install git -y”</w:t>
+        <w:t xml:space="preserve">If </w:t>
+      </w:r>
+      <w:r>
+        <w:t>it's</w:t>
+      </w:r>
+      <w:r>
+        <w:t xml:space="preserve"> not available</w:t>
+      </w:r>
+      <w:r>
+        <w:t>,</w:t>
+      </w:r>
+      <w:r>
+        <w:t xml:space="preserve"> then use “yum install git -y”</w:t>
       </w:r>
       <w:r>
         <w:br/>
@@ -1625,25 +2192,51 @@
         <w:sym w:font="Symbol" w:char="F0D8"/>
       </w:r>
       <w:r>
-        <w:t>Then the error will gone.</w:t>
+        <w:t xml:space="preserve">Then the error will </w:t>
+      </w:r>
+      <w:r>
+        <w:t xml:space="preserve">be </w:t>
+      </w:r>
+      <w:r>
+        <w:t>gone.</w:t>
       </w:r>
       <w:r>
         <w:br/>
       </w:r>
       <w:r>
+        <w:t>It</w:t>
+      </w:r>
+      <w:r>
+        <w:t xml:space="preserve"> is showing some error.</w:t>
+      </w:r>
+      <w:r>
+        <w:br/>
+      </w:r>
+      <w:r>
         <w:sym w:font="Symbol" w:char="F0D8"/>
       </w:r>
       <w:r>
-        <w:t>If is showing some error.</w:t>
-      </w:r>
-      <w:r>
-        <w:br/>
-      </w:r>
-      <w:r>
-        <w:sym w:font="Symbol" w:char="F0D8"/>
-      </w:r>
-      <w:r>
-        <w:t>Click the job nd check error in console output:</w:t>
+        <w:t xml:space="preserve">Click the job </w:t>
+      </w:r>
+      <w:proofErr w:type="spellStart"/>
+      <w:r>
+        <w:t>nd</w:t>
+      </w:r>
+      <w:proofErr w:type="spellEnd"/>
+      <w:r>
+        <w:t xml:space="preserve"> check </w:t>
+      </w:r>
+      <w:r>
+        <w:t xml:space="preserve">the </w:t>
+      </w:r>
+      <w:r>
+        <w:t xml:space="preserve">error in console </w:t>
+      </w:r>
+      <w:r>
+        <w:t>the output</w:t>
+      </w:r>
+      <w:r>
+        <w:t>:</w:t>
       </w:r>
     </w:p>
     <w:p>
@@ -1669,7 +2262,7 @@
                     <pic:cNvPicPr/>
                   </pic:nvPicPr>
                   <pic:blipFill>
-                    <a:blip r:embed="rId26"/>
+                    <a:blip r:embed="rId27"/>
                     <a:stretch>
                       <a:fillRect/>
                     </a:stretch>
@@ -1692,7 +2285,15 @@
     </w:p>
     <w:p>
       <w:r>
-        <w:t xml:space="preserve">Then go to plugins &gt;&gt; nd available plugins &gt;&gt; node label </w:t>
+        <w:t xml:space="preserve">Then go to plugins &gt;&gt; </w:t>
+      </w:r>
+      <w:proofErr w:type="spellStart"/>
+      <w:r>
+        <w:t>nd</w:t>
+      </w:r>
+      <w:proofErr w:type="spellEnd"/>
+      <w:r>
+        <w:t xml:space="preserve"> available plugins &gt;&gt; node label </w:t>
       </w:r>
       <w:r>
         <w:br/>
@@ -1720,7 +2321,7 @@
                     <pic:cNvPicPr/>
                   </pic:nvPicPr>
                   <pic:blipFill>
-                    <a:blip r:embed="rId27"/>
+                    <a:blip r:embed="rId28"/>
                     <a:stretch>
                       <a:fillRect/>
                     </a:stretch>
@@ -1748,6 +2349,9 @@
     </w:p>
     <w:p>
       <w:r>
+        <w:rPr>
+          <w:noProof/>
+        </w:rPr>
         <w:lastRenderedPageBreak/>
         <w:drawing>
           <wp:inline distT="0" distB="0" distL="0" distR="0" wp14:anchorId="25CC0A61" wp14:editId="5ABD2A09">
@@ -1765,7 +2369,7 @@
                     <pic:cNvPicPr/>
                   </pic:nvPicPr>
                   <pic:blipFill>
-                    <a:blip r:embed="rId28"/>
+                    <a:blip r:embed="rId29"/>
                     <a:stretch>
                       <a:fillRect/>
                     </a:stretch>
@@ -1803,7 +2407,7 @@
       <w:r>
         <w:t>Create Three sample jobs using the below URL. </w:t>
       </w:r>
-      <w:hyperlink r:id="rId29" w:tgtFrame="_blank" w:history="1">
+      <w:hyperlink r:id="rId30" w:tgtFrame="_blank" w:history="1">
         <w:r>
           <w:rPr>
             <w:rStyle w:val="Hyperlink"/>
@@ -1815,6 +2419,9 @@
     <w:p/>
     <w:p>
       <w:r>
+        <w:rPr>
+          <w:noProof/>
+        </w:rPr>
         <w:lastRenderedPageBreak/>
         <w:drawing>
           <wp:inline distT="0" distB="0" distL="0" distR="0" wp14:anchorId="623BE807" wp14:editId="728E2ACA">
@@ -1832,7 +2439,7 @@
                     <pic:cNvPicPr/>
                   </pic:nvPicPr>
                   <pic:blipFill>
-                    <a:blip r:embed="rId30"/>
+                    <a:blip r:embed="rId31"/>
                     <a:stretch>
                       <a:fillRect/>
                     </a:stretch>
@@ -1855,6 +2462,9 @@
     </w:p>
     <w:p>
       <w:r>
+        <w:rPr>
+          <w:noProof/>
+        </w:rPr>
         <w:drawing>
           <wp:inline distT="0" distB="0" distL="0" distR="0" wp14:anchorId="5FAE7F6A" wp14:editId="18B81C5E">
             <wp:extent cx="5943600" cy="3149600"/>
@@ -1871,7 +2481,7 @@
                     <pic:cNvPicPr/>
                   </pic:nvPicPr>
                   <pic:blipFill>
-                    <a:blip r:embed="rId31"/>
+                    <a:blip r:embed="rId32"/>
                     <a:stretch>
                       <a:fillRect/>
                     </a:stretch>
@@ -1899,6 +2509,9 @@
     </w:p>
     <w:p>
       <w:r>
+        <w:rPr>
+          <w:noProof/>
+        </w:rPr>
         <w:lastRenderedPageBreak/>
         <w:drawing>
           <wp:inline distT="0" distB="0" distL="0" distR="0" wp14:anchorId="46CF5646" wp14:editId="4B58E7CB">
@@ -1916,7 +2529,7 @@
                     <pic:cNvPicPr/>
                   </pic:nvPicPr>
                   <pic:blipFill>
-                    <a:blip r:embed="rId32"/>
+                    <a:blip r:embed="rId33"/>
                     <a:stretch>
                       <a:fillRect/>
                     </a:stretch>
@@ -1944,11 +2557,22 @@
     </w:p>
     <w:p>
       <w:r>
-        <w:t xml:space="preserve">W cant able to see the </w:t>
-      </w:r>
-    </w:p>
-    <w:p>
-      <w:r>
+        <w:t xml:space="preserve">W </w:t>
+      </w:r>
+      <w:proofErr w:type="gramStart"/>
+      <w:r>
+        <w:t>cant</w:t>
+      </w:r>
+      <w:proofErr w:type="gramEnd"/>
+      <w:r>
+        <w:t xml:space="preserve"> able to see the </w:t>
+      </w:r>
+    </w:p>
+    <w:p>
+      <w:r>
+        <w:rPr>
+          <w:noProof/>
+        </w:rPr>
         <w:drawing>
           <wp:inline distT="0" distB="0" distL="0" distR="0" wp14:anchorId="284B0567" wp14:editId="15C9995D">
             <wp:extent cx="5943600" cy="3600450"/>
@@ -1965,7 +2589,7 @@
                     <pic:cNvPicPr/>
                   </pic:nvPicPr>
                   <pic:blipFill>
-                    <a:blip r:embed="rId33"/>
+                    <a:blip r:embed="rId34"/>
                     <a:stretch>
                       <a:fillRect/>
                     </a:stretch>
@@ -1988,6 +2612,9 @@
     </w:p>
     <w:p>
       <w:r>
+        <w:rPr>
+          <w:noProof/>
+        </w:rPr>
         <w:lastRenderedPageBreak/>
         <w:drawing>
           <wp:inline distT="0" distB="0" distL="0" distR="0" wp14:anchorId="45ACA936" wp14:editId="674C4BF9">
@@ -2005,7 +2632,7 @@
                     <pic:cNvPicPr/>
                   </pic:nvPicPr>
                   <pic:blipFill>
-                    <a:blip r:embed="rId34"/>
+                    <a:blip r:embed="rId35"/>
                     <a:stretch>
                       <a:fillRect/>
                     </a:stretch>
@@ -2031,6 +2658,9 @@
     </w:p>
     <w:p>
       <w:r>
+        <w:rPr>
+          <w:noProof/>
+        </w:rPr>
         <w:drawing>
           <wp:inline distT="0" distB="0" distL="0" distR="0" wp14:anchorId="02594D6B" wp14:editId="5CD84DF9">
             <wp:extent cx="5943600" cy="3275330"/>
@@ -2047,7 +2677,7 @@
                     <pic:cNvPicPr/>
                   </pic:nvPicPr>
                   <pic:blipFill>
-                    <a:blip r:embed="rId35"/>
+                    <a:blip r:embed="rId36"/>
                     <a:stretch>
                       <a:fillRect/>
                     </a:stretch>
@@ -2070,6 +2700,9 @@
     </w:p>
     <w:p>
       <w:r>
+        <w:rPr>
+          <w:noProof/>
+        </w:rPr>
         <w:drawing>
           <wp:inline distT="0" distB="0" distL="0" distR="0" wp14:anchorId="3F64608A" wp14:editId="1937E2E7">
             <wp:extent cx="5943600" cy="2420620"/>
@@ -2086,7 +2719,7 @@
                     <pic:cNvPicPr/>
                   </pic:nvPicPr>
                   <pic:blipFill>
-                    <a:blip r:embed="rId36"/>
+                    <a:blip r:embed="rId37"/>
                     <a:stretch>
                       <a:fillRect/>
                     </a:stretch>
@@ -2119,6 +2752,9 @@
     </w:p>
     <w:p>
       <w:r>
+        <w:rPr>
+          <w:noProof/>
+        </w:rPr>
         <w:lastRenderedPageBreak/>
         <w:drawing>
           <wp:inline distT="0" distB="0" distL="0" distR="0" wp14:anchorId="1AB16C96" wp14:editId="7F440C92">
@@ -2136,7 +2772,7 @@
                     <pic:cNvPicPr/>
                   </pic:nvPicPr>
                   <pic:blipFill>
-                    <a:blip r:embed="rId37"/>
+                    <a:blip r:embed="rId38"/>
                     <a:stretch>
                       <a:fillRect/>
                     </a:stretch>
@@ -2164,6 +2800,9 @@
     </w:p>
     <w:p>
       <w:r>
+        <w:rPr>
+          <w:noProof/>
+        </w:rPr>
         <w:drawing>
           <wp:inline distT="0" distB="0" distL="0" distR="0" wp14:anchorId="1E4E222C" wp14:editId="5DB56533">
             <wp:extent cx="5943600" cy="2840990"/>
@@ -2180,7 +2819,7 @@
                     <pic:cNvPicPr/>
                   </pic:nvPicPr>
                   <pic:blipFill>
-                    <a:blip r:embed="rId38"/>
+                    <a:blip r:embed="rId39"/>
                     <a:stretch>
                       <a:fillRect/>
                     </a:stretch>
@@ -2203,6 +2842,9 @@
     </w:p>
     <w:p>
       <w:r>
+        <w:rPr>
+          <w:noProof/>
+        </w:rPr>
         <w:lastRenderedPageBreak/>
         <w:drawing>
           <wp:inline distT="0" distB="0" distL="0" distR="0" wp14:anchorId="0EFA6C94" wp14:editId="0EE1B623">
@@ -2220,7 +2862,7 @@
                     <pic:cNvPicPr/>
                   </pic:nvPicPr>
                   <pic:blipFill>
-                    <a:blip r:embed="rId39"/>
+                    <a:blip r:embed="rId40"/>
                     <a:stretch>
                       <a:fillRect/>
                     </a:stretch>
@@ -2243,6 +2885,9 @@
     </w:p>
     <w:p>
       <w:r>
+        <w:rPr>
+          <w:noProof/>
+        </w:rPr>
         <w:drawing>
           <wp:inline distT="0" distB="0" distL="0" distR="0" wp14:anchorId="2B273653" wp14:editId="7934C67C">
             <wp:extent cx="5943600" cy="1941830"/>
@@ -2259,7 +2904,7 @@
                     <pic:cNvPicPr/>
                   </pic:nvPicPr>
                   <pic:blipFill>
-                    <a:blip r:embed="rId40"/>
+                    <a:blip r:embed="rId41"/>
                     <a:stretch>
                       <a:fillRect/>
                     </a:stretch>
@@ -2305,6 +2950,11 @@
       <w:r>
         <w:t xml:space="preserve"> repository.</w:t>
       </w:r>
+    </w:p>
+    <w:p>
+      <w:pPr>
+        <w:ind w:left="720"/>
+      </w:pPr>
     </w:p>
     <w:p/>
     <w:sectPr>
@@ -2432,8 +3082,124 @@
       </w:pPr>
     </w:lvl>
   </w:abstractNum>
+  <w:abstractNum w:abstractNumId="1" w15:restartNumberingAfterBreak="0">
+    <w:nsid w:val="617D4818"/>
+    <w:multiLevelType w:val="multilevel"/>
+    <w:tmpl w:val="21681914"/>
+    <w:lvl w:ilvl="0">
+      <w:start w:val="1"/>
+      <w:numFmt w:val="decimal"/>
+      <w:lvlText w:val="%1."/>
+      <w:lvlJc w:val="left"/>
+      <w:pPr>
+        <w:tabs>
+          <w:tab w:val="num" w:pos="720"/>
+        </w:tabs>
+        <w:ind w:left="720" w:hanging="360"/>
+      </w:pPr>
+    </w:lvl>
+    <w:lvl w:ilvl="1" w:tentative="1">
+      <w:start w:val="1"/>
+      <w:numFmt w:val="decimal"/>
+      <w:lvlText w:val="%2."/>
+      <w:lvlJc w:val="left"/>
+      <w:pPr>
+        <w:tabs>
+          <w:tab w:val="num" w:pos="1440"/>
+        </w:tabs>
+        <w:ind w:left="1440" w:hanging="360"/>
+      </w:pPr>
+    </w:lvl>
+    <w:lvl w:ilvl="2" w:tentative="1">
+      <w:start w:val="1"/>
+      <w:numFmt w:val="decimal"/>
+      <w:lvlText w:val="%3."/>
+      <w:lvlJc w:val="left"/>
+      <w:pPr>
+        <w:tabs>
+          <w:tab w:val="num" w:pos="2160"/>
+        </w:tabs>
+        <w:ind w:left="2160" w:hanging="360"/>
+      </w:pPr>
+    </w:lvl>
+    <w:lvl w:ilvl="3" w:tentative="1">
+      <w:start w:val="1"/>
+      <w:numFmt w:val="decimal"/>
+      <w:lvlText w:val="%4."/>
+      <w:lvlJc w:val="left"/>
+      <w:pPr>
+        <w:tabs>
+          <w:tab w:val="num" w:pos="2880"/>
+        </w:tabs>
+        <w:ind w:left="2880" w:hanging="360"/>
+      </w:pPr>
+    </w:lvl>
+    <w:lvl w:ilvl="4" w:tentative="1">
+      <w:start w:val="1"/>
+      <w:numFmt w:val="decimal"/>
+      <w:lvlText w:val="%5."/>
+      <w:lvlJc w:val="left"/>
+      <w:pPr>
+        <w:tabs>
+          <w:tab w:val="num" w:pos="3600"/>
+        </w:tabs>
+        <w:ind w:left="3600" w:hanging="360"/>
+      </w:pPr>
+    </w:lvl>
+    <w:lvl w:ilvl="5" w:tentative="1">
+      <w:start w:val="1"/>
+      <w:numFmt w:val="decimal"/>
+      <w:lvlText w:val="%6."/>
+      <w:lvlJc w:val="left"/>
+      <w:pPr>
+        <w:tabs>
+          <w:tab w:val="num" w:pos="4320"/>
+        </w:tabs>
+        <w:ind w:left="4320" w:hanging="360"/>
+      </w:pPr>
+    </w:lvl>
+    <w:lvl w:ilvl="6" w:tentative="1">
+      <w:start w:val="1"/>
+      <w:numFmt w:val="decimal"/>
+      <w:lvlText w:val="%7."/>
+      <w:lvlJc w:val="left"/>
+      <w:pPr>
+        <w:tabs>
+          <w:tab w:val="num" w:pos="5040"/>
+        </w:tabs>
+        <w:ind w:left="5040" w:hanging="360"/>
+      </w:pPr>
+    </w:lvl>
+    <w:lvl w:ilvl="7" w:tentative="1">
+      <w:start w:val="1"/>
+      <w:numFmt w:val="decimal"/>
+      <w:lvlText w:val="%8."/>
+      <w:lvlJc w:val="left"/>
+      <w:pPr>
+        <w:tabs>
+          <w:tab w:val="num" w:pos="5760"/>
+        </w:tabs>
+        <w:ind w:left="5760" w:hanging="360"/>
+      </w:pPr>
+    </w:lvl>
+    <w:lvl w:ilvl="8" w:tentative="1">
+      <w:start w:val="1"/>
+      <w:numFmt w:val="decimal"/>
+      <w:lvlText w:val="%9."/>
+      <w:lvlJc w:val="left"/>
+      <w:pPr>
+        <w:tabs>
+          <w:tab w:val="num" w:pos="6480"/>
+        </w:tabs>
+        <w:ind w:left="6480" w:hanging="360"/>
+      </w:pPr>
+    </w:lvl>
+  </w:abstractNum>
   <w:num w:numId="1" w16cid:durableId="1158888783">
     <w:abstractNumId w:val="0"/>
+  </w:num>
+  <w:num w:numId="2" w16cid:durableId="1168406193">
+    <w:abstractNumId w:val="1"/>
   </w:num>
 </w:numbering>
 </file>
